--- a/Icecast.docx
+++ b/Icecast.docx
@@ -146,10 +146,10 @@
           <w:b/>
           <w:bCs/>
         </w:rPr>
-        <w:t>Port1 &amp; Port 2</w:t>
-      </w:r>
-      <w:r>
-        <w:t xml:space="preserve">: Default is 8080 and 8081.  Both ports must be Port Forwarded in your router from the Internet so users can hear the music.   </w:t>
+        <w:t>Port1 &amp; Port 2: Default is 8100 and 8101 (older installs used 8080 and 8081 - check Setup-&gt;Icecast for the ports actually in use).</w:t>
+      </w:r>
+      <w:r>
+        <w:t xml:space="preserve">  Both ports must be Port Forwarded in your router from the Internet so users can hear the music.   </w:t>
       </w:r>
     </w:p>
     <w:p>
@@ -778,7 +778,7 @@
           <w:rFonts w:ascii="Verdana" w:hAnsi="Verdana" w:cs="Verdana"/>
           <w:color w:val="000000"/>
         </w:rPr>
-        <w:t xml:space="preserve"> setup screen.  The default is 8000.   If you want others to hear this stream from outside your network, remember to either forward the port or enable the UPNP setting and restart your server.</w:t>
+        <w:t xml:space="preserve"> setup screen.  The default is 8100.   If you want others to hear this stream from outside your network, remember to either forward the port or enable the UPNP setting and restart your server.</w:t>
       </w:r>
     </w:p>
     <w:p>
@@ -1616,7 +1616,7 @@
     </w:p>
     <w:p>
       <w:r>
-        <w:t>Add port 8080 and 8081 to your routers Port Forward.  You should also check they are not blocked by your firewall or anti-virus. This is my setup:</w:t>
+        <w:t>Add port 8100 and 8101 (or whatever ports Setup-&gt;Icecast shows) to your routers Port Forward.  You should also check they are not blocked by your firewall or anti-virus. This is my setup:</w:t>
       </w:r>
     </w:p>
     <w:p>
